--- a/companies/calderwood-partners/Engagements/Stark-Wilson/2020.04.04 - Kickoff Memo - Channel Strategy.docx
+++ b/companies/calderwood-partners/Engagements/Stark-Wilson/2020.04.04 - Kickoff Memo - Channel Strategy.docx
@@ -4,16 +4,21 @@
   <w:body>
     <w:p>
       <w:r>
-        <w:t>To: Deborah Jimenez</w:t>
+        <w:t>To: Deborah Jimenez, Engagement Manager</w:t>
         <w:br/>
-        <w:t>From: Joseph Reed</w:t>
+        <w:t>From: Joseph Reed, Research Associate</w:t>
         <w:br/>
-        <w:t>Re: Channel Strategy for Stark-Wilson, kickoff and plan of work</w:t>
+        <w:t>Re: Kickoff and workplan -- Channel Strategy for Stark-Wilson</w:t>
       </w:r>
     </w:p>
     <w:p>
       <w:r>
-        <w:t>The letter is countersigned and the engagement begins on April 1, 2020. This memo sets down what we are doing and how the work divides, so that we start from one plan rather than assemble it as we go. Our task is to work out how Stark-Wilson should sell and deliver across its channels: which channels carry which customers, what each one earns after the full cost of serving it, and which the company should lead with, hold, or change. Everything we recommend has to be built from Stark-Wilson's own sales and cost records, so that when we put a channel decision in front of them the evidence for it is theirs and not ours. The engagement runs about five months, so the early weeks carry weight: the baseline has to be right before the analysis can move. Deborah Jimenez runs the engagement and owns the line to the client; our client contact is Julie Gonzalez, Director of Operations, and requests to the client go through Deborah, not around her.</w:t>
+        <w:t>This engagement is about how Stark-Wilson reaches its market. We are here to sort out which channels earn their place and which do not. Our sponsor on the client side is Julie Gonzalez, their Director of Operations, and she has been clear that she wants a strategy her own team can run, not one that only reads well in a deck. That standard should shape what we look at first. I want to set out how I see the work dividing before we begin.</w:t>
+      </w:r>
+    </w:p>
+    <w:p>
+      <w:r>
+        <w:t>A word on how we will work with the client. Julie Gonzalez and her team hold the data and the day-to-day knowledge of the channels, so the pace of the analysis depends on a steady, light flow of requests rather than one large ask up front. We will keep each request small and specific, and we will tell them plainly when something we asked for turns out not to matter. The more we behave like part of their week and less like an audit, the faster the good data comes back.</w:t>
       </w:r>
     </w:p>
     <w:p>
@@ -29,7 +34,7 @@
         <w:pStyle w:val="ListBullet"/>
       </w:pPr>
       <w:r>
-        <w:t>1. Channel map and baseline. I will set out every channel the company sells through and pull the last two to three years of sales by channel, product line, and customer segment, so we have a single picture of what moves where. This is the foundation the rest depends on, and I will not build anything on top of it until it reconciles to the finance records.</w:t>
+        <w:t>Map the channels as they run today. Every route to market, the volume through each, and who owns it on the client side.</w:t>
       </w:r>
     </w:p>
     <w:p>
@@ -37,7 +42,7 @@
         <w:pStyle w:val="ListBullet"/>
       </w:pPr>
       <w:r>
-        <w:t>2. Cost to serve. For each channel I will assemble the full cost of serving it, direct and indirect: sales coverage, order handling, logistics, returns, and support. Margin by channel means little until the cost to serve is set against it, so the two are built together.</w:t>
+        <w:t>Build the channel economics. Margin and cost to serve, route by route, reconciled to the ledger so a later recommendation rests on a measured number and not a guess. I will own this piece and open the data requests in the first week.</w:t>
       </w:r>
     </w:p>
     <w:p>
@@ -45,7 +50,7 @@
         <w:pStyle w:val="ListBullet"/>
       </w:pPr>
       <w:r>
-        <w:t>3. Customer and segment view. I will map which customers each channel reaches and where the same customer is served through more than one, so we can see the overlap and the cost it carries.</w:t>
+        <w:t>Shape the options. Two or three candidate channel mixes, each tested against today for what it earns and what it asks the organization to change.</w:t>
       </w:r>
     </w:p>
     <w:p>
@@ -53,15 +58,17 @@
         <w:pStyle w:val="ListBullet"/>
       </w:pPr>
       <w:r>
-        <w:t>4. Channel economics and options. Once the baseline and the cost to serve hold, we frame the options: which channels the numbers say to lead with, which to hold, and which to change or step back from. Deborah Jimenez and I take this together, and nothing here goes to the client before the baseline supports it.</w:t>
+        <w:t>Plan the handover. Once a direction is set, lay out the steps and the owners so the client's team can carry it forward without us in the room.</w:t>
       </w:r>
     </w:p>
     <w:p>
-      <w:pPr>
-        <w:pStyle w:val="ListBullet"/>
-      </w:pPr>
       <w:r>
-        <w:t>5. Recommendation and roadmap. We turn the chosen direction into a plan Stark-Wilson can act on, with the sequence of changes and what each one asks of pricing, coverage, and support.</w:t>
+        <w:t>These are not four separate projects. The map feeds the economics. The economics discipline the options. The handover only makes sense once a direction is settled. I put them in this order on purpose. The temptation on work like this is to jump to the options before the current picture is solid, and options built on a shaky base tend to come apart the first time they meet a number from the floor. We will hold the order even when the client would like to see options sooner.</w:t>
+      </w:r>
+    </w:p>
+    <w:p>
+      <w:r>
+        <w:t>One habit I want us to hold from the first day. Every number we put in front of the client should tie to something in their ledger, and we should be able to say where it came from. When we cannot, we say so, and we mark the figure as provisional until it firms up. That is how the economics stay trustworthy as the options take shape.</w:t>
       </w:r>
     </w:p>
     <w:p>
@@ -69,44 +76,27 @@
         <w:pStyle w:val="Heading2"/>
       </w:pPr>
       <w:r>
-        <w:t>First weeks</w:t>
-      </w:r>
-    </w:p>
-    <w:p>
-      <w:pPr>
-        <w:pStyle w:val="ListBullet"/>
-      </w:pPr>
-      <w:r>
-        <w:t>I will draft the data request this week: sales by channel and product, the cost lines behind each channel, and the field definitions attached, so the finance team and we are counting the same things. Deborah Jimenez reviews it before it goes to Julie Gonzalez.</w:t>
-      </w:r>
-    </w:p>
-    <w:p>
-      <w:pPr>
-        <w:pStyle w:val="ListBullet"/>
-      </w:pPr>
-      <w:r>
-        <w:t>We agree the list of people we need to interview inside the client before we ask for a single calendar slot, so access is settled once and not renegotiated later.</w:t>
-      </w:r>
-    </w:p>
-    <w:p>
-      <w:pPr>
-        <w:pStyle w:val="ListBullet"/>
-      </w:pPr>
-      <w:r>
-        <w:t>I will set up the first working session with Julie Gonzalez and her team. Given how sessions are running now, we should plan for that one to be held by video.</w:t>
-      </w:r>
-    </w:p>
-    <w:p>
-      <w:pPr>
-        <w:pStyle w:val="ListBullet"/>
-      </w:pPr>
-      <w:r>
-        <w:t>Nothing about any channel is characterized to anyone at Stark-Wilson until the baseline reconciles.</w:t>
+        <w:t>First moves</w:t>
       </w:r>
     </w:p>
     <w:p>
       <w:r>
-        <w:t>The one thing I need settled this week is the data request and the interview list, both agreed with Deborah Jimenez and both sent to Julie Gonzalez. If the sales records come in clean, the baseline is the fast part; if they do not, that is where the schedule will be decided, and finding that out early is the point. I will circulate the data request in draft on Wednesday.</w:t>
+        <w:t>Work begins on April 1, 2020. I will get the first data request to Julie Gonzalez's team by the end of the first week, kept deliberately short so we are not waiting on a long list before we can start. The early request is only the channel volumes and the cost lines behind them, which is enough to stand the economics up and to show the client what a small, specific ask looks like.</w:t>
+      </w:r>
+    </w:p>
+    <w:p>
+      <w:r>
+        <w:t>A couple of things on our side. Deborah Jimenez will keep the cadence of our working sessions and the client status reports, so the rhythm is set from the outset. I would also like the two of us to walk through the approach together before we sit down with the client, so we arrive with one account of it and not two.</w:t>
+      </w:r>
+    </w:p>
+    <w:p>
+      <w:r>
+        <w:t>I will circulate a short, dated schedule ahead of the first client session, with our internal checkpoints marked on it. If either of us sees a conflict in the opening weeks, tell me and we will work around it before the client dates are fixed.</w:t>
+      </w:r>
+    </w:p>
+    <w:p>
+      <w:r>
+        <w:t>The first step is the data request. I will draft it this week and send it to Deborah Jimenez for a look before it goes to the client.</w:t>
       </w:r>
     </w:p>
     <w:sectPr>
